--- a/22424715_PulseTriage/SRS.docx
+++ b/22424715_PulseTriage/SRS.docx
@@ -6383,17 +6383,7 @@
               <w:jc w:val="left"/>
             </w:pPr>
             <w:r>
-              <w:rPr>
-                <w:b/>
-                <w:bCs/>
-              </w:rPr>
-              <w:t xml:space="preserve">Partially implemented</w:t>
-            </w:r>
-            <w:r>
-              <w:t xml:space="preserve"> </w:t>
-            </w:r>
-            <w:r>
-              <w:t xml:space="preserve">— a literal fallback key exists in source; see TD-02</w:t>
+              <w:t xml:space="preserve">Implemented — the literal fallback key recorded in TD-02 has been removed; the key is now read from the environment only, and a missing key degrades the feature to its deterministic fallback rather than issuing an unauthenticated call</w:t>
             </w:r>
           </w:p>
         </w:tc>
@@ -12718,7 +12708,38 @@
                 <w:b/>
                 <w:bCs/>
               </w:rPr>
-              <w:t xml:space="preserve">Failed — CRITICAL debt TD-02</w:t>
+              <w:t xml:space="preserve">Working tree: passes</w:t>
+            </w:r>
+            <w:r>
+              <w:t xml:space="preserve"> </w:t>
+            </w:r>
+            <w:r>
+              <w:t xml:space="preserve">(</w:t>
+            </w:r>
+            <w:r>
+              <w:rPr>
+                <w:rStyle w:val="VerbatimChar"/>
+              </w:rPr>
+              <w:t xml:space="preserve">npm run scan:secrets</w:t>
+            </w:r>
+            <w:r>
+              <w:t xml:space="preserve">, zero findings).</w:t>
+            </w:r>
+            <w:r>
+              <w:t xml:space="preserve"> </w:t>
+            </w:r>
+            <w:r>
+              <w:rPr>
+                <w:b/>
+                <w:bCs/>
+              </w:rPr>
+              <w:t xml:space="preserve">Git history: fails</w:t>
+            </w:r>
+            <w:r>
+              <w:t xml:space="preserve"> </w:t>
+            </w:r>
+            <w:r>
+              <w:t xml:space="preserve">— credentials remain in prior commits pending rotation and purge. CRITICAL debt TD-02</w:t>
             </w:r>
           </w:p>
         </w:tc>
@@ -17946,7 +17967,7 @@
               <w:jc w:val="left"/>
             </w:pPr>
             <w:r>
-              <w:t xml:space="preserve">Literal fallback API key present in source</w:t>
+              <w:t xml:space="preserve">Credentials in Git history awaiting rotation and purge (working tree now clean)</w:t>
             </w:r>
           </w:p>
         </w:tc>
